--- a/Project_Report_StudentID.docx
+++ b/Project_Report_StudentID.docx
@@ -19,7 +19,7 @@
         <w:t xml:space="preserve"> </w:t>
       </w:r>
       <w:r>
-        <w:t>Grail</w:t>
+        <w:t>Warehouse</w:t>
       </w:r>
       <w:r>
         <w:t xml:space="preserve"> Simulation</w:t>
@@ -87,8 +87,84 @@
       </w:r>
     </w:p>
     <w:p>
-      <w:r>
-        <w:t xml:space="preserve">Describe your program's purpose and implemented features.  </w:t>
+      <w:bookmarkStart w:id="0" w:name="OLE_LINK1"/>
+      <w:r>
+        <w:t xml:space="preserve">Describe your program's purpose and implemented features. </w:t>
+      </w:r>
+      <w:bookmarkEnd w:id="0"/>
+      <w:r>
+        <w:t xml:space="preserve"> </w:t>
+      </w:r>
+    </w:p>
+    <w:p>
+      <w:r>
+        <w:t>This program aims to simulate a warehouse using automated robots to return goods</w:t>
+      </w:r>
+      <w:r>
+        <w:t xml:space="preserve">, including knowledge of simulation, object-oriented programming, and </w:t>
+      </w:r>
+      <w:r>
+        <w:t>automated</w:t>
+      </w:r>
+      <w:r>
+        <w:t xml:space="preserve"> execution of multiple simulations</w:t>
+      </w:r>
+      <w:r>
+        <w:t xml:space="preserve">. </w:t>
+      </w:r>
+      <w:r>
+        <w:t xml:space="preserve">The warehouse shelves are </w:t>
+      </w:r>
+      <w:r>
+        <w:t>arranged as supermarket aisles, with goods</w:t>
+      </w:r>
+      <w:r>
+        <w:t xml:space="preserve"> randomly placed on</w:t>
+      </w:r>
+      <w:r>
+        <w:t xml:space="preserve"> them, and the robots from the four corners move to collect and return</w:t>
+      </w:r>
+      <w:r>
+        <w:t xml:space="preserve"> them to the</w:t>
+      </w:r>
+      <w:r>
+        <w:t>ir</w:t>
+      </w:r>
+      <w:r>
+        <w:t xml:space="preserve"> corners. </w:t>
+      </w:r>
+      <w:r>
+        <w:t>To find</w:t>
+      </w:r>
+      <w:r>
+        <w:t xml:space="preserve"> the nearest good for each </w:t>
+      </w:r>
+      <w:r>
+        <w:t xml:space="preserve">robot, this program uses the </w:t>
+      </w:r>
+      <w:r>
+        <w:t>basic Manhattan</w:t>
+      </w:r>
+      <w:r>
+        <w:t xml:space="preserve"> algorithm</w:t>
+      </w:r>
+      <w:r>
+        <w:t xml:space="preserve">. After determining the nearest good, BFS (Breadth-First Search) will be applied to </w:t>
+      </w:r>
+      <w:r>
+        <w:t>visit the robot’s home corner and all cells</w:t>
+      </w:r>
+      <w:r>
+        <w:t xml:space="preserve"> of the terrai</w:t>
+      </w:r>
+      <w:r>
+        <w:t xml:space="preserve">n. After collecting the goods, they will follow the old way to their corners. Moreover, this program not only includes a simulated plot to observe </w:t>
+      </w:r>
+      <w:r>
+        <w:t xml:space="preserve">the robots' movement and </w:t>
+      </w:r>
+      <w:r>
+        <w:t xml:space="preserve">collection but also generates a statistical plot to evaluate their performance at each timestep. </w:t>
       </w:r>
     </w:p>
     <w:p>
@@ -398,7 +474,10 @@
               </w:tabs>
             </w:pPr>
             <w:r>
-              <w:t>1.0 Creatures (example)</w:t>
+              <w:t xml:space="preserve">1.0 </w:t>
+            </w:r>
+            <w:r>
+              <w:t>Good</w:t>
             </w:r>
           </w:p>
         </w:tc>
@@ -445,6 +524,9 @@
         </w:tc>
       </w:tr>
       <w:tr>
+        <w:trPr>
+          <w:trHeight w:val="696"/>
+        </w:trPr>
         <w:tc>
           <w:tcPr>
             <w:cnfStyle w:val="001000000000" w:firstRow="0" w:lastRow="0" w:firstColumn="1" w:lastColumn="0" w:oddVBand="0" w:evenVBand="0" w:oddHBand="0" w:evenHBand="0" w:firstRowFirstColumn="0" w:firstRowLastColumn="0" w:lastRowFirstColumn="0" w:lastRowLastColumn="0"/>
@@ -470,7 +552,7 @@
               <w:t xml:space="preserve">1.1 </w:t>
             </w:r>
             <w:r>
-              <w:t>Rides</w:t>
+              <w:t>Good</w:t>
             </w:r>
           </w:p>
         </w:tc>
@@ -589,12 +671,17 @@
             <w:pPr>
               <w:cnfStyle w:val="000000000000" w:firstRow="0" w:lastRow="0" w:firstColumn="0" w:lastColumn="0" w:oddVBand="0" w:evenVBand="0" w:oddHBand="0" w:evenHBand="0" w:firstRowFirstColumn="0" w:firstRowLastColumn="0" w:lastRowFirstColumn="0" w:lastRowLastColumn="0"/>
             </w:pPr>
+            <w:proofErr w:type="spellStart"/>
             <w:r>
               <w:t>plot_</w:t>
             </w:r>
             <w:proofErr w:type="gramStart"/>
             <w:r>
-              <w:t>me(</w:t>
+              <w:t>me</w:t>
+            </w:r>
+            <w:proofErr w:type="spellEnd"/>
+            <w:r>
+              <w:t>(</w:t>
             </w:r>
             <w:proofErr w:type="gramEnd"/>
             <w:r>
@@ -693,12 +780,17 @@
             <w:pPr>
               <w:cnfStyle w:val="000000000000" w:firstRow="0" w:lastRow="0" w:firstColumn="0" w:lastColumn="0" w:oddVBand="0" w:evenVBand="0" w:oddHBand="0" w:evenHBand="0" w:firstRowFirstColumn="0" w:firstRowLastColumn="0" w:lastRowFirstColumn="0" w:lastRowLastColumn="0"/>
             </w:pPr>
+            <w:proofErr w:type="spellStart"/>
             <w:r>
               <w:t>step_</w:t>
             </w:r>
             <w:proofErr w:type="gramStart"/>
             <w:r>
-              <w:t>change(</w:t>
+              <w:t>change</w:t>
+            </w:r>
+            <w:proofErr w:type="spellEnd"/>
+            <w:r>
+              <w:t>(</w:t>
             </w:r>
             <w:proofErr w:type="gramEnd"/>
             <w:r>
@@ -885,8 +977,13 @@
             <w:pPr>
               <w:cnfStyle w:val="000000000000" w:firstRow="0" w:lastRow="0" w:firstColumn="0" w:lastColumn="0" w:oddVBand="0" w:evenVBand="0" w:oddHBand="0" w:evenHBand="0" w:firstRowFirstColumn="0" w:firstRowLastColumn="0" w:lastRowFirstColumn="0" w:lastRowLastColumn="0"/>
             </w:pPr>
-            <w:r>
-              <w:t>plot_me() method in Witch class</w:t>
+            <w:proofErr w:type="spellStart"/>
+            <w:r>
+              <w:t>plot_me</w:t>
+            </w:r>
+            <w:proofErr w:type="spellEnd"/>
+            <w:r>
+              <w:t>() method in Witch class</w:t>
             </w:r>
           </w:p>
         </w:tc>
@@ -954,7 +1051,15 @@
                 <w:b w:val="0"/>
                 <w:bCs w:val="0"/>
               </w:rPr>
-              <w:t>1.2.2 Move with Moore neighbourhood, and can teleport anywhere</w:t>
+              <w:t xml:space="preserve">1.2.2 Move with Moore neighbourhood, and </w:t>
+            </w:r>
+            <w:r>
+              <w:rPr>
+                <w:b w:val="0"/>
+                <w:bCs w:val="0"/>
+              </w:rPr>
+              <w:lastRenderedPageBreak/>
+              <w:t>can teleport anywhere</w:t>
             </w:r>
           </w:p>
         </w:tc>
@@ -966,8 +1071,14 @@
             <w:pPr>
               <w:cnfStyle w:val="000000000000" w:firstRow="0" w:lastRow="0" w:firstColumn="0" w:lastColumn="0" w:oddVBand="0" w:evenVBand="0" w:oddHBand="0" w:evenHBand="0" w:firstRowFirstColumn="0" w:firstRowLastColumn="0" w:lastRowFirstColumn="0" w:lastRowLastColumn="0"/>
             </w:pPr>
-            <w:r>
-              <w:t>step_change() method in Witch class, lines 5-8 for  10% chance of teleporting</w:t>
+            <w:proofErr w:type="spellStart"/>
+            <w:r>
+              <w:lastRenderedPageBreak/>
+              <w:t>step_change</w:t>
+            </w:r>
+            <w:proofErr w:type="spellEnd"/>
+            <w:r>
+              <w:t>() method in Witch class, lines 5-8 for  10% chance of teleporting</w:t>
             </w:r>
           </w:p>
         </w:tc>
@@ -1117,7 +1228,10 @@
               </w:tabs>
             </w:pPr>
             <w:r>
-              <w:t>2.0 Behaviours (Example)</w:t>
+              <w:t xml:space="preserve">2.0 </w:t>
+            </w:r>
+            <w:r>
+              <w:t>Robot</w:t>
             </w:r>
           </w:p>
         </w:tc>
@@ -1264,7 +1378,23 @@
                 <w:b w:val="0"/>
                 <w:bCs w:val="0"/>
               </w:rPr>
-              <w:t>2.2 Newted Peasants get better</w:t>
+              <w:t xml:space="preserve">2.2 </w:t>
+            </w:r>
+            <w:proofErr w:type="spellStart"/>
+            <w:r>
+              <w:rPr>
+                <w:b w:val="0"/>
+                <w:bCs w:val="0"/>
+              </w:rPr>
+              <w:t>Newted</w:t>
+            </w:r>
+            <w:proofErr w:type="spellEnd"/>
+            <w:r>
+              <w:rPr>
+                <w:b w:val="0"/>
+                <w:bCs w:val="0"/>
+              </w:rPr>
+              <w:t xml:space="preserve"> Peasants get better</w:t>
             </w:r>
           </w:p>
         </w:tc>
@@ -1276,8 +1406,13 @@
             <w:pPr>
               <w:cnfStyle w:val="000000000000" w:firstRow="0" w:lastRow="0" w:firstColumn="0" w:lastColumn="0" w:oddVBand="0" w:evenVBand="0" w:oddHBand="0" w:evenHBand="0" w:firstRowFirstColumn="0" w:firstRowLastColumn="0" w:lastRowFirstColumn="0" w:lastRowLastColumn="0"/>
             </w:pPr>
-            <w:r>
-              <w:t>step_change() method in Newt class, #2.2 ref in code - recover after 5 timesteps</w:t>
+            <w:proofErr w:type="spellStart"/>
+            <w:r>
+              <w:t>step_change</w:t>
+            </w:r>
+            <w:proofErr w:type="spellEnd"/>
+            <w:r>
+              <w:t>() method in Newt class, #2.2 ref in code - recover after 5 timesteps</w:t>
             </w:r>
           </w:p>
         </w:tc>
@@ -1329,7 +1464,6 @@
         <w:rPr>
           <w:rStyle w:val="Heading1Char"/>
         </w:rPr>
-        <w:lastRenderedPageBreak/>
         <w:t>Discussion</w:t>
       </w:r>
       <w:r>
@@ -1481,6 +1615,7 @@
     </w:p>
     <w:p>
       <w:r>
+        <w:lastRenderedPageBreak/>
         <w:t>COMP1005. “Fundamentals of Programming: Lecture 5.” Accessed May 4</w:t>
       </w:r>
       <w:r>
@@ -1604,6 +1739,9 @@
     </w:pPr>
     <w:r>
       <w:t>Student ID</w:t>
+    </w:r>
+    <w:r>
+      <w:t>: 23768048</w:t>
     </w:r>
     <w:r>
       <w:ptab w:relativeTo="margin" w:alignment="center" w:leader="none"/>
@@ -1691,6 +1829,9 @@
     </w:r>
     <w:r>
       <w:t>Student Name</w:t>
+    </w:r>
+    <w:r>
+      <w:t>: Trong Bao Long Nguyen</w:t>
     </w:r>
   </w:p>
 </w:ftr>
